--- a/data/generated/decl_1005_2026.docx
+++ b/data/generated/decl_1005_2026.docx
@@ -152,7 +152,7 @@
           <w:u w:val="single"/>
           <w:rtl w:val="0"/>
         </w:rPr>
-        <w:t>Organisateur : Brunch Electronik</w:t>
+        <w:t>Organisateur : AFD</w:t>
       </w:r>
       <w:r>
         <w:rPr>
@@ -200,6 +200,7 @@
           <w:szCs w:val="18"/>
           <w:rtl w:val="0"/>
         </w:rPr>
+        <w:t>AFD</w:t>
       </w:r>
       <w:r>
         <w:rPr>
@@ -241,6 +242,7 @@
           <w:szCs w:val="18"/>
           <w:rtl w:val="0"/>
         </w:rPr>
+        <w:t>5 Rue Roland Barthes</w:t>
       </w:r>
       <w:r>
         <w:rPr>
@@ -300,6 +302,7 @@
           <w:szCs w:val="18"/>
           <w:rtl w:val="0"/>
         </w:rPr>
+        <w:t>m.thibaud@agencenovabox.com</w:t>
       </w:r>
       <w:r>
         <w:rPr>
@@ -486,7 +489,7 @@
           <w:szCs w:val="18"/>
           <w:rtl w:val="0"/>
         </w:rPr>
-        <w:t xml:space="preserve">2 voie mazas 75012 paris      </w:t>
+        <w:t xml:space="preserve">      </w:t>
       </w:r>
       <w:r>
         <w:rPr>
@@ -503,6 +506,7 @@
           <w:szCs w:val="18"/>
           <w:rtl w:val="0"/>
         </w:rPr>
+        <w:t>Paris 12</w:t>
       </w:r>
       <w:r>
         <w:rPr>
@@ -519,6 +523,7 @@
           <w:szCs w:val="18"/>
           <w:rtl w:val="0"/>
         </w:rPr>
+        <w:t>75012</w:t>
       </w:r>
       <w:r>
         <w:rPr>
@@ -551,11 +556,11 @@
           <w:szCs w:val="18"/>
           <w:rtl w:val="0"/>
         </w:rPr>
-        <w:t>Date : 2026-04-20</w:t>
-        <w:tab/>
-        <w:t>Heure de début : 18h16</w:t>
-        <w:tab/>
-        <w:t>Heure de fin : 21h16</w:t>
+        <w:t>Date : 2026-04-22</w:t>
+        <w:tab/>
+        <w:t>Heure de début : 20h35</w:t>
+        <w:tab/>
+        <w:t>Heure de fin : 14h31</w:t>
       </w:r>
       <w:r>
         <w:rPr>
@@ -740,7 +745,7 @@
         </w:rPr>
         <w:t>Public prévisible déclaré (P1) *</w:t>
         <w:tab/>
-        <w:t>Participants : 1800</w:t>
+        <w:t>Participants : 14000</w:t>
         <w:tab/>
         <w:t xml:space="preserve">Spectateurs : </w:t>
       </w:r>
@@ -816,9 +821,9 @@
         </w:rPr>
         <w:t>Grille d'évaluation des risques *</w:t>
         <w:tab/>
-        <w:t>Indice total de risque : 0,75</w:t>
-        <w:tab/>
-        <w:t>Effectif pondéré du public : 1800</w:t>
+        <w:t>Indice total de risque : 0,95</w:t>
+        <w:tab/>
+        <w:t>Effectif pondéré du public : 14000</w:t>
       </w:r>
       <w:r>
         <w:rPr>
@@ -901,7 +906,7 @@
         </w:rPr>
         <w:tab/>
         <w:tab/>
-        <w:t>Ratio d’Intervenants Secouristes : 1,3500 Intervenants-secouristes : 4</w:t>
+        <w:t>Ratio d’Intervenants Secouristes : 13,3000 Intervenants-secouristes : 14</w:t>
       </w:r>
       <w:r>
         <w:rPr>
@@ -1091,7 +1096,7 @@
           <w:szCs w:val="18"/>
           <w:rtl w:val="0"/>
         </w:rPr>
-        <w:t>2026-04-20</w:t>
+        <w:t>2026-04-22</w:t>
       </w:r>
       <w:r>
         <w:rPr>
@@ -1109,7 +1114,7 @@
           <w:szCs w:val="18"/>
           <w:rtl w:val="0"/>
         </w:rPr>
-        <w:t>18h16</w:t>
+        <w:t>20h35</w:t>
       </w:r>
       <w:r>
         <w:rPr>
@@ -1127,7 +1132,7 @@
           <w:szCs w:val="18"/>
           <w:rtl w:val="0"/>
         </w:rPr>
-        <w:t>21h16</w:t>
+        <w:t>14h31</w:t>
       </w:r>
       <w:r>
         <w:rPr>
@@ -1285,9 +1290,9 @@
         </w:rPr>
         <w:t>Chef de Poste : 1</w:t>
         <w:tab/>
-        <w:t>PSE2 : 1</w:t>
-        <w:tab/>
-        <w:t>PSE1 : 2</w:t>
+        <w:t>PSE2 : 6</w:t>
+        <w:tab/>
+        <w:t>PSE1 : 7</w:t>
       </w:r>
       <w:r>
         <w:rPr>

--- a/data/generated/decl_1005_2026.docx
+++ b/data/generated/decl_1005_2026.docx
@@ -152,7 +152,7 @@
           <w:u w:val="single"/>
           <w:rtl w:val="0"/>
         </w:rPr>
-        <w:t>Organisateur : AFD</w:t>
+        <w:t>Organisateur : Brunch Electronik</w:t>
       </w:r>
       <w:r>
         <w:rPr>
@@ -200,7 +200,6 @@
           <w:szCs w:val="18"/>
           <w:rtl w:val="0"/>
         </w:rPr>
-        <w:t>AFD</w:t>
       </w:r>
       <w:r>
         <w:rPr>
@@ -242,7 +241,6 @@
           <w:szCs w:val="18"/>
           <w:rtl w:val="0"/>
         </w:rPr>
-        <w:t>5 Rue Roland Barthes</w:t>
       </w:r>
       <w:r>
         <w:rPr>
@@ -302,7 +300,6 @@
           <w:szCs w:val="18"/>
           <w:rtl w:val="0"/>
         </w:rPr>
-        <w:t>m.thibaud@agencenovabox.com</w:t>
       </w:r>
       <w:r>
         <w:rPr>
@@ -506,7 +503,6 @@
           <w:szCs w:val="18"/>
           <w:rtl w:val="0"/>
         </w:rPr>
-        <w:t>Paris 12</w:t>
       </w:r>
       <w:r>
         <w:rPr>
@@ -523,7 +519,6 @@
           <w:szCs w:val="18"/>
           <w:rtl w:val="0"/>
         </w:rPr>
-        <w:t>75012</w:t>
       </w:r>
       <w:r>
         <w:rPr>
@@ -556,11 +551,11 @@
           <w:szCs w:val="18"/>
           <w:rtl w:val="0"/>
         </w:rPr>
-        <w:t>Date : 2026-04-22</w:t>
-        <w:tab/>
-        <w:t>Heure de début : 20h35</w:t>
-        <w:tab/>
-        <w:t>Heure de fin : 14h31</w:t>
+        <w:t xml:space="preserve">Date : </w:t>
+        <w:tab/>
+        <w:t xml:space="preserve">Heure de début : </w:t>
+        <w:tab/>
+        <w:t xml:space="preserve">Heure de fin : </w:t>
       </w:r>
       <w:r>
         <w:rPr>
@@ -745,7 +740,7 @@
         </w:rPr>
         <w:t>Public prévisible déclaré (P1) *</w:t>
         <w:tab/>
-        <w:t>Participants : 14000</w:t>
+        <w:t>Participants : 0</w:t>
         <w:tab/>
         <w:t xml:space="preserve">Spectateurs : </w:t>
       </w:r>
@@ -821,9 +816,9 @@
         </w:rPr>
         <w:t>Grille d'évaluation des risques *</w:t>
         <w:tab/>
-        <w:t>Indice total de risque : 0,95</w:t>
-        <w:tab/>
-        <w:t>Effectif pondéré du public : 14000</w:t>
+        <w:t>Indice total de risque : 0,75</w:t>
+        <w:tab/>
+        <w:t>Effectif pondéré du public : 0</w:t>
       </w:r>
       <w:r>
         <w:rPr>
@@ -906,7 +901,7 @@
         </w:rPr>
         <w:tab/>
         <w:tab/>
-        <w:t>Ratio d’Intervenants Secouristes : 13,3000 Intervenants-secouristes : 14</w:t>
+        <w:t>Ratio d’Intervenants Secouristes : 0,0000 Intervenants-secouristes : 0</w:t>
       </w:r>
       <w:r>
         <w:rPr>
@@ -1096,7 +1091,6 @@
           <w:szCs w:val="18"/>
           <w:rtl w:val="0"/>
         </w:rPr>
-        <w:t>2026-04-22</w:t>
       </w:r>
       <w:r>
         <w:rPr>
@@ -1114,7 +1108,6 @@
           <w:szCs w:val="18"/>
           <w:rtl w:val="0"/>
         </w:rPr>
-        <w:t>20h35</w:t>
       </w:r>
       <w:r>
         <w:rPr>
@@ -1132,7 +1125,6 @@
           <w:szCs w:val="18"/>
           <w:rtl w:val="0"/>
         </w:rPr>
-        <w:t>14h31</w:t>
       </w:r>
       <w:r>
         <w:rPr>
@@ -1288,11 +1280,11 @@
           <w:szCs w:val="18"/>
           <w:rtl w:val="0"/>
         </w:rPr>
-        <w:t>Chef de Poste : 1</w:t>
-        <w:tab/>
-        <w:t>PSE2 : 6</w:t>
-        <w:tab/>
-        <w:t>PSE1 : 7</w:t>
+        <w:t>Chef de Poste : 0</w:t>
+        <w:tab/>
+        <w:t>PSE2 : 0</w:t>
+        <w:tab/>
+        <w:t>PSE1 : 0</w:t>
       </w:r>
       <w:r>
         <w:rPr>
@@ -1354,7 +1346,7 @@
         </w:rPr>
         <w:t>Nombre de véhicules de secours :</w:t>
         <w:tab/>
-        <w:t>2   Tente : 0</w:t>
+        <w:t>0   Tente : 0</w:t>
         <w:tab/>
         <w:t>Local infirmerie : 0</w:t>
       </w:r>

--- a/data/generated/decl_1005_2026.docx
+++ b/data/generated/decl_1005_2026.docx
@@ -152,7 +152,7 @@
           <w:u w:val="single"/>
           <w:rtl w:val="0"/>
         </w:rPr>
-        <w:t>Organisateur : Brunch Electronik</w:t>
+        <w:t>Organisateur : AFD</w:t>
       </w:r>
       <w:r>
         <w:rPr>
@@ -200,6 +200,7 @@
           <w:szCs w:val="18"/>
           <w:rtl w:val="0"/>
         </w:rPr>
+        <w:t>AFD</w:t>
       </w:r>
       <w:r>
         <w:rPr>
@@ -241,6 +242,7 @@
           <w:szCs w:val="18"/>
           <w:rtl w:val="0"/>
         </w:rPr>
+        <w:t>5 Rue Roland Barthes</w:t>
       </w:r>
       <w:r>
         <w:rPr>
@@ -300,6 +302,7 @@
           <w:szCs w:val="18"/>
           <w:rtl w:val="0"/>
         </w:rPr>
+        <w:t>m.thibaud@agencenovabox.com</w:t>
       </w:r>
       <w:r>
         <w:rPr>
@@ -503,6 +506,7 @@
           <w:szCs w:val="18"/>
           <w:rtl w:val="0"/>
         </w:rPr>
+        <w:t>Paris 12</w:t>
       </w:r>
       <w:r>
         <w:rPr>
@@ -519,6 +523,7 @@
           <w:szCs w:val="18"/>
           <w:rtl w:val="0"/>
         </w:rPr>
+        <w:t>75012</w:t>
       </w:r>
       <w:r>
         <w:rPr>
@@ -551,11 +556,11 @@
           <w:szCs w:val="18"/>
           <w:rtl w:val="0"/>
         </w:rPr>
-        <w:t xml:space="preserve">Date : </w:t>
-        <w:tab/>
-        <w:t xml:space="preserve">Heure de début : </w:t>
-        <w:tab/>
-        <w:t xml:space="preserve">Heure de fin : </w:t>
+        <w:t>Date : 2026-04-22</w:t>
+        <w:tab/>
+        <w:t>Heure de début : 20h35</w:t>
+        <w:tab/>
+        <w:t>Heure de fin : 14h31</w:t>
       </w:r>
       <w:r>
         <w:rPr>
@@ -740,7 +745,7 @@
         </w:rPr>
         <w:t>Public prévisible déclaré (P1) *</w:t>
         <w:tab/>
-        <w:t>Participants : 0</w:t>
+        <w:t>Participants : 14000</w:t>
         <w:tab/>
         <w:t xml:space="preserve">Spectateurs : </w:t>
       </w:r>
@@ -816,9 +821,9 @@
         </w:rPr>
         <w:t>Grille d'évaluation des risques *</w:t>
         <w:tab/>
-        <w:t>Indice total de risque : 0,75</w:t>
-        <w:tab/>
-        <w:t>Effectif pondéré du public : 0</w:t>
+        <w:t>Indice total de risque : 0,95</w:t>
+        <w:tab/>
+        <w:t>Effectif pondéré du public : 14000</w:t>
       </w:r>
       <w:r>
         <w:rPr>
@@ -901,7 +906,7 @@
         </w:rPr>
         <w:tab/>
         <w:tab/>
-        <w:t>Ratio d’Intervenants Secouristes : 0,0000 Intervenants-secouristes : 0</w:t>
+        <w:t>Ratio d’Intervenants Secouristes : 13,3000 Intervenants-secouristes : 14</w:t>
       </w:r>
       <w:r>
         <w:rPr>
@@ -1091,6 +1096,7 @@
           <w:szCs w:val="18"/>
           <w:rtl w:val="0"/>
         </w:rPr>
+        <w:t>2026-04-22</w:t>
       </w:r>
       <w:r>
         <w:rPr>
@@ -1108,6 +1114,7 @@
           <w:szCs w:val="18"/>
           <w:rtl w:val="0"/>
         </w:rPr>
+        <w:t>20h35</w:t>
       </w:r>
       <w:r>
         <w:rPr>
@@ -1125,6 +1132,7 @@
           <w:szCs w:val="18"/>
           <w:rtl w:val="0"/>
         </w:rPr>
+        <w:t>14h31</w:t>
       </w:r>
       <w:r>
         <w:rPr>
@@ -1280,11 +1288,11 @@
           <w:szCs w:val="18"/>
           <w:rtl w:val="0"/>
         </w:rPr>
-        <w:t>Chef de Poste : 0</w:t>
-        <w:tab/>
-        <w:t>PSE2 : 0</w:t>
-        <w:tab/>
-        <w:t>PSE1 : 0</w:t>
+        <w:t>Chef de Poste : 1</w:t>
+        <w:tab/>
+        <w:t>PSE2 : 6</w:t>
+        <w:tab/>
+        <w:t>PSE1 : 7</w:t>
       </w:r>
       <w:r>
         <w:rPr>
@@ -1346,7 +1354,7 @@
         </w:rPr>
         <w:t>Nombre de véhicules de secours :</w:t>
         <w:tab/>
-        <w:t>0   Tente : 0</w:t>
+        <w:t>2   Tente : 0</w:t>
         <w:tab/>
         <w:t>Local infirmerie : 0</w:t>
       </w:r>
